--- a/CÔNG TY TNHH YU QUAN/YuQuan_ThanhLapMoi/Ủy Quyền_DA_DIEN.docx
+++ b/CÔNG TY TNHH YU QUAN/YuQuan_ThanhLapMoi/Ủy Quyền_DA_DIEN.docx
@@ -1282,7 +1282,7 @@
           <w:sz w:val="26"/>
           <w:szCs w:val="26"/>
         </w:rPr>
-        <w:t>28/06/2022</w:t>
+        <w:t>08/04/2021</w:t>
       </w:r>
       <w:r>
         <w:rPr>
@@ -1292,6 +1292,8 @@
         </w:rPr>
         <w:t xml:space="preserve"> </w:t>
       </w:r>
+      <w:bookmarkStart w:id="0" w:name="_GoBack"/>
+      <w:bookmarkEnd w:id="0"/>
       <w:r>
         <w:rPr>
           <w:rFonts w:ascii="Times New Roman" w:hAnsi="Times New Roman"/>
@@ -2168,8 +2170,6 @@
         </w:rPr>
         <w:t>17 tháng 7 năm 2026</w:t>
       </w:r>
-      <w:bookmarkStart w:id="0" w:name="_GoBack"/>
-      <w:bookmarkEnd w:id="0"/>
       <w:r>
         <w:rPr>
           <w:rFonts w:ascii="Times New Roman" w:hAnsi="Times New Roman" w:cs="Times New Roman"/>

--- a/CÔNG TY TNHH YU QUAN/YuQuan_ThanhLapMoi/Ủy Quyền_DA_DIEN.docx
+++ b/CÔNG TY TNHH YU QUAN/YuQuan_ThanhLapMoi/Ủy Quyền_DA_DIEN.docx
@@ -1292,8 +1292,6 @@
         </w:rPr>
         <w:t xml:space="preserve"> </w:t>
       </w:r>
-      <w:bookmarkStart w:id="0" w:name="_GoBack"/>
-      <w:bookmarkEnd w:id="0"/>
       <w:r>
         <w:rPr>
           <w:rFonts w:ascii="Times New Roman" w:hAnsi="Times New Roman"/>
@@ -1555,8 +1553,10 @@
           <w:szCs w:val="26"/>
           <w:lang w:eastAsia="zh-CN"/>
         </w:rPr>
-        <w:t>0982319768</w:t>
-      </w:r>
+        <w:t>0839725991</w:t>
+      </w:r>
+      <w:bookmarkStart w:id="0" w:name="_GoBack"/>
+      <w:bookmarkEnd w:id="0"/>
       <w:r>
         <w:rPr>
           <w:rFonts w:ascii="Times New Roman" w:hAnsi="Times New Roman" w:cs="Times New Roman"/>
